--- a/data/Email_for_CiS.docx
+++ b/data/Email_for_CiS.docx
@@ -273,6 +273,143 @@
         </w:rPr>
         <w:br/>
         <w:t>Date: 2026-05-09T06:25:59.422Z</w:t>
+      </w:r>
+    </w:p>
+    <w:p/>
+    <w:p/>
+    <w:p>
+      <w:pPr>
+        <w:shd w:val="clear" w:color="auto" w:fill="FFFFFF"/>
+        <w:spacing w:after="0" w:line="240" w:lineRule="auto"/>
+        <w:rPr>
+          <w:rFonts w:ascii="Segoe UI" w:eastAsia="Times New Roman" w:hAnsi="Segoe UI" w:cs="Segoe UI"/>
+          <w:b/>
+          <w:bCs/>
+          <w:color w:val="3548CC"/>
+          <w:kern w:val="0"/>
+          <w:sz w:val="21"/>
+          <w:szCs w:val="21"/>
+          <w14:ligatures w14:val="none"/>
+        </w:rPr>
+      </w:pPr>
+      <w:r>
+        <w:rPr>
+          <w:rFonts w:ascii="Segoe UI" w:eastAsia="Times New Roman" w:hAnsi="Segoe UI" w:cs="Segoe UI"/>
+          <w:b/>
+          <w:bCs/>
+          <w:color w:val="3548CC"/>
+          <w:kern w:val="0"/>
+          <w:sz w:val="21"/>
+          <w:szCs w:val="21"/>
+          <w14:ligatures w14:val="none"/>
+        </w:rPr>
+        <w:t>Email</w:t>
+      </w:r>
+    </w:p>
+    <w:p>
+      <w:pPr>
+        <w:shd w:val="clear" w:color="auto" w:fill="FFFFFF"/>
+        <w:spacing w:after="0" w:line="240" w:lineRule="auto"/>
+        <w:rPr>
+          <w:rFonts w:ascii="Segoe UI" w:eastAsia="Times New Roman" w:hAnsi="Segoe UI" w:cs="Segoe UI"/>
+          <w:color w:val="333333"/>
+          <w:kern w:val="0"/>
+          <w14:ligatures w14:val="none"/>
+        </w:rPr>
+      </w:pPr>
+      <w:hyperlink r:id="rId8" w:tgtFrame="_blank" w:history="1">
+        <w:r>
+          <w:rPr>
+            <w:rFonts w:ascii="Segoe UI" w:eastAsia="Times New Roman" w:hAnsi="Segoe UI" w:cs="Segoe UI"/>
+            <w:color w:val="1155CC"/>
+            <w:kern w:val="0"/>
+            <w:u w:val="single"/>
+            <w14:ligatures w14:val="none"/>
+          </w:rPr>
+          <w:t>jchrisnajork@swbell.net</w:t>
+        </w:r>
+      </w:hyperlink>
+    </w:p>
+    <w:p>
+      <w:pPr>
+        <w:shd w:val="clear" w:color="auto" w:fill="FFFFFF"/>
+        <w:spacing w:after="0" w:line="240" w:lineRule="auto"/>
+        <w:rPr>
+          <w:rFonts w:ascii="Segoe UI" w:eastAsia="Times New Roman" w:hAnsi="Segoe UI" w:cs="Segoe UI"/>
+          <w:b/>
+          <w:bCs/>
+          <w:color w:val="3548CC"/>
+          <w:kern w:val="0"/>
+          <w:sz w:val="21"/>
+          <w:szCs w:val="21"/>
+          <w14:ligatures w14:val="none"/>
+        </w:rPr>
+      </w:pPr>
+      <w:r>
+        <w:rPr>
+          <w:rFonts w:ascii="Segoe UI" w:eastAsia="Times New Roman" w:hAnsi="Segoe UI" w:cs="Segoe UI"/>
+          <w:b/>
+          <w:bCs/>
+          <w:color w:val="3548CC"/>
+          <w:kern w:val="0"/>
+          <w:sz w:val="21"/>
+          <w:szCs w:val="21"/>
+          <w14:ligatures w14:val="none"/>
+        </w:rPr>
+        <w:t>Message</w:t>
+      </w:r>
+    </w:p>
+    <w:p>
+      <w:pPr>
+        <w:shd w:val="clear" w:color="auto" w:fill="FFFFFF"/>
+        <w:spacing w:after="0" w:line="240" w:lineRule="auto"/>
+        <w:rPr>
+          <w:rFonts w:ascii="Segoe UI" w:eastAsia="Times New Roman" w:hAnsi="Segoe UI" w:cs="Segoe UI"/>
+          <w:color w:val="333333"/>
+          <w:kern w:val="0"/>
+          <w14:ligatures w14:val="none"/>
+        </w:rPr>
+      </w:pPr>
+      <w:r>
+        <w:rPr>
+          <w:rFonts w:ascii="Segoe UI" w:eastAsia="Times New Roman" w:hAnsi="Segoe UI" w:cs="Segoe UI"/>
+          <w:color w:val="333333"/>
+          <w:kern w:val="0"/>
+          <w14:ligatures w14:val="none"/>
+        </w:rPr>
+        <w:t>New subscriber: </w:t>
+      </w:r>
+      <w:hyperlink r:id="rId9" w:tgtFrame="_blank" w:history="1">
+        <w:r>
+          <w:rPr>
+            <w:rFonts w:ascii="Segoe UI" w:eastAsia="Times New Roman" w:hAnsi="Segoe UI" w:cs="Segoe UI"/>
+            <w:color w:val="1155CC"/>
+            <w:kern w:val="0"/>
+            <w:u w:val="single"/>
+            <w14:ligatures w14:val="none"/>
+          </w:rPr>
+          <w:t>jchrisnajork@swbell.net</w:t>
+        </w:r>
+      </w:hyperlink>
+      <w:r>
+        <w:rPr>
+          <w:rFonts w:ascii="Segoe UI" w:eastAsia="Times New Roman" w:hAnsi="Segoe UI" w:cs="Segoe UI"/>
+          <w:color w:val="333333"/>
+          <w:kern w:val="0"/>
+          <w14:ligatures w14:val="none"/>
+        </w:rPr>
+        <w:br/>
+        <w:t>Source: Portfolio Alerts Form</w:t>
+      </w:r>
+      <w:r>
+        <w:rPr>
+          <w:rFonts w:ascii="Segoe UI" w:eastAsia="Times New Roman" w:hAnsi="Segoe UI" w:cs="Segoe UI"/>
+          <w:color w:val="333333"/>
+          <w:kern w:val="0"/>
+          <w14:ligatures w14:val="none"/>
+        </w:rPr>
+        <w:br/>
+        <w:t>Date: 2026-05-27T19:58:23.308Z</w:t>
       </w:r>
     </w:p>
     <w:p/>
